--- a/usecases/uc-10-vm-migration/demo-script.docx
+++ b/usecases/uc-10-vm-migration/demo-script.docx
@@ -296,7 +296,7 @@
                 <w:sz w:val="19"/>
                 <w:szCs w:val="19"/>
               </w:rPr>
-              <w:t xml:space="preserve">1m 15s</w:t>
+              <w:t xml:space="preserve">30s</w:t>
             </w:r>
           </w:p>
         </w:tc>
@@ -410,7 +410,7 @@
                 <w:sz w:val="19"/>
                 <w:szCs w:val="19"/>
               </w:rPr>
-              <w:t xml:space="preserve">2m 15s</w:t>
+              <w:t xml:space="preserve">59s</w:t>
             </w:r>
           </w:p>
         </w:tc>
@@ -524,7 +524,7 @@
                 <w:sz w:val="19"/>
                 <w:szCs w:val="19"/>
               </w:rPr>
-              <w:t xml:space="preserve">6m 30s</w:t>
+              <w:t xml:space="preserve">6m 40s</w:t>
             </w:r>
           </w:p>
         </w:tc>
@@ -638,7 +638,7 @@
                 <w:sz w:val="19"/>
                 <w:szCs w:val="19"/>
               </w:rPr>
-              <w:t xml:space="preserve">40s</w:t>
+              <w:t xml:space="preserve">41s</w:t>
             </w:r>
           </w:p>
         </w:tc>
@@ -654,7 +654,7 @@
           <w:i w:val="false"/>
           <w:iCs w:val="false"/>
         </w:rPr>
-        <w:t xml:space="preserve">Total spoken: ≈ 10m 40s. Finished video: 12–13 minutes once pauses and transitions are added.</w:t>
+        <w:t xml:space="preserve">Slides 1 + 2 together: 89 seconds. Total spoken ≈ 8m 50s; finished video 10–11 minutes once pauses and transitions are added.</w:t>
       </w:r>
     </w:p>
     <w:p>
@@ -1056,55 +1056,31 @@
         <w:spacing w:after="120" w:before="220"/>
       </w:pPr>
       <w:r>
-        <w:t xml:space="preserve">PART 1 — Opening  ·  Slide 1  ·  1m 15s</w:t>
-      </w:r>
-    </w:p>
-    <w:p>
-      <w:pPr>
-        <w:spacing w:after="120"/>
-      </w:pPr>
-      <w:r>
-        <w:rPr>
-          <w:i w:val="false"/>
-          <w:iCs w:val="false"/>
-        </w:rPr>
-        <w:t xml:space="preserve">ON SCREEN: The title slide, full screen. DO: Hold two seconds of silence before your first word — it gives you a clean edit point in Clipchamp.</w:t>
-      </w:r>
-    </w:p>
-    <w:p>
-      <w:pPr>
-        <w:spacing w:after="120"/>
-      </w:pPr>
-      <w:r>
-        <w:rPr>
-          <w:i w:val="false"/>
-          <w:iCs w:val="false"/>
-        </w:rPr>
-        <w:t xml:space="preserve">SAY:  Every organisation moving off VMware right now is asking the same question, and it is not "can we copy the disks?" [beat] The tooling to copy disks already exists, and it works. Red Hat ships it — the Migration Toolkit for Virtualization.  The question they are actually asking is harder. Which machines can move. When. What breaks if they do. Who signed off. And — three weeks later, when somebody asks — what actually happened.  [beat]  That is what this is. Not another transfer engine. An assurance layer around the one Red Hat already gives you.</w:t>
-      </w:r>
-    </w:p>
-    <w:p>
-      <w:pPr>
-        <w:spacing w:after="120"/>
-      </w:pPr>
-      <w:r>
-        <w:rPr>
-          <w:i w:val="false"/>
-          <w:iCs w:val="false"/>
-        </w:rPr>
-        <w:t xml:space="preserve">DO: Point the cursor at the quote on the lower half of the slide.</w:t>
-      </w:r>
-    </w:p>
-    <w:p>
-      <w:pPr>
-        <w:spacing w:after="120"/>
-      </w:pPr>
-      <w:r>
-        <w:rPr>
-          <w:i w:val="false"/>
-          <w:iCs w:val="false"/>
-        </w:rPr>
-        <w:t xml:space="preserve">SAY:  And the line at the bottom is the whole design in one sentence. Every assessment tool on the market reads the source — it inspects vCenter and tells you about your VMware estate. This one runs inside the destination, on the OpenShift cluster the machines are moving to.  Which means it can answer a question none of them can. Not "will this copy cleanly?" — but "will this machine actually run when it lands?"  [beat] Those are very different questions, and only one of them matters at two in the morning.</w:t>
+        <w:t xml:space="preserve">PART 1 — Opening  ·  Slide 1  ·  30s</w:t>
+      </w:r>
+    </w:p>
+    <w:p>
+      <w:pPr>
+        <w:spacing w:after="120"/>
+      </w:pPr>
+      <w:r>
+        <w:rPr>
+          <w:i w:val="false"/>
+          <w:iCs w:val="false"/>
+        </w:rPr>
+        <w:t xml:space="preserve">ON SCREEN: The title slide, full screen. DO: Two seconds of silence before your first word — it gives you a clean edit point in Clipchamp.</w:t>
+      </w:r>
+    </w:p>
+    <w:p>
+      <w:pPr>
+        <w:spacing w:after="120"/>
+      </w:pPr>
+      <w:r>
+        <w:rPr>
+          <w:i w:val="false"/>
+          <w:iCs w:val="false"/>
+        </w:rPr>
+        <w:t xml:space="preserve">SAY:  Welcome. [beat] This is the TCS Agentic AI-led VMware to OpenShift Migration Factory.  Copying disks is the easy part — Red Hat's Migration Toolkit does that. The hard part is knowing which can move, proving they landed, and who approved it.  [beat] Every other tool reads your source. This one runs inside the destination — so it answers what none of them can: will it run when it lands?</w:t>
       </w:r>
     </w:p>
     <w:p>
@@ -1117,6 +1093,30 @@
           <w:iCs w:val="false"/>
         </w:rPr>
         <w:t xml:space="preserve">→ Stop recording. That is Part 1.</w:t>
+      </w:r>
+    </w:p>
+    <w:p>
+      <w:pPr>
+        <w:spacing w:after="120"/>
+      </w:pPr>
+      <w:r>
+        <w:rPr>
+          <w:i w:val="false"/>
+          <w:iCs w:val="false"/>
+        </w:rPr>
+        <w:t xml:space="preserve">Four sentences, and every one earns its place: who this is, what is already solved, what is not, and the single line that separates this from every other assessment tool. Say the product name out loud — a viewer should never have to read it off the slide themselves.</w:t>
+      </w:r>
+    </w:p>
+    <w:p>
+      <w:pPr>
+        <w:spacing w:after="120"/>
+      </w:pPr>
+      <w:r>
+        <w:rPr>
+          <w:i w:val="false"/>
+          <w:iCs w:val="false"/>
+        </w:rPr>
+        <w:t xml:space="preserve">If this clip is intercut into a session where someone has already welcomed the room, drop the "Welcome" and open on the product name.</w:t>
       </w:r>
     </w:p>
     <w:p>
@@ -1137,7 +1137,7 @@
         <w:spacing w:after="120" w:before="220"/>
       </w:pPr>
       <w:r>
-        <w:t xml:space="preserve">PART 2 — The workflow  ·  Slide 2  ·  2m 15s</w:t>
+        <w:t xml:space="preserve">PART 2 — The workflow  ·  Slide 2  ·  59s</w:t>
       </w:r>
     </w:p>
     <w:p>
@@ -1161,151 +1161,151 @@
           <w:i w:val="false"/>
           <w:iCs w:val="false"/>
         </w:rPr>
-        <w:t xml:space="preserve">SAY:  Here is the whole thing end to end. Three lanes — and the reason there are three is the single most important idea in this design.</w:t>
-      </w:r>
-    </w:p>
-    <w:p>
-      <w:pPr>
-        <w:spacing w:after="120"/>
-      </w:pPr>
-      <w:r>
-        <w:rPr>
-          <w:i w:val="false"/>
-          <w:iCs w:val="false"/>
-        </w:rPr>
-        <w:t xml:space="preserve">DO: Run the cursor along the top BOTH row, left to right, in time with the words.</w:t>
-      </w:r>
-    </w:p>
-    <w:p>
-      <w:pPr>
-        <w:spacing w:after="120"/>
-      </w:pPr>
-      <w:r>
-        <w:rPr>
-          <w:i w:val="false"/>
-          <w:iCs w:val="false"/>
-        </w:rPr>
-        <w:t xml:space="preserve">SAY:  The top row is shared. Discover is read-only — nothing is ever written to vCenter. Analyse assesses every machine you discovered, not the ones you already picked — and I will come back to why that ordering matters. Select is where you choose the wave. And Plan and change is where the estimate, the change window and the CAB approval live.  [beat] Now look at what happens next.</w:t>
-      </w:r>
-    </w:p>
-    <w:p>
-      <w:pPr>
-        <w:spacing w:after="120"/>
-      </w:pPr>
-      <w:r>
-        <w:rPr>
-          <w:i w:val="false"/>
-          <w:iCs w:val="false"/>
-        </w:rPr>
-        <w:t xml:space="preserve">DO: Cursor on the COLD row.</w:t>
-      </w:r>
-    </w:p>
-    <w:p>
-      <w:pPr>
-        <w:spacing w:after="120"/>
-      </w:pPr>
-      <w:r>
-        <w:rPr>
-          <w:i w:val="false"/>
-          <w:iCs w:val="false"/>
-        </w:rPr>
-        <w:t xml:space="preserve">SAY:  A cold migration powers the guest off first, and then copies. Which means the outage is the entire transfer. For a large VM, that is hours.</w:t>
-      </w:r>
-    </w:p>
-    <w:p>
-      <w:pPr>
-        <w:spacing w:after="120"/>
-      </w:pPr>
-      <w:r>
-        <w:rPr>
-          <w:i w:val="false"/>
-          <w:iCs w:val="false"/>
-        </w:rPr>
-        <w:t xml:space="preserve">DO: Cursor on the WARM row.</w:t>
-      </w:r>
-    </w:p>
-    <w:p>
-      <w:pPr>
-        <w:spacing w:after="120"/>
-      </w:pPr>
-      <w:r>
-        <w:rPr>
-          <w:i w:val="false"/>
-          <w:iCs w:val="false"/>
-        </w:rPr>
-        <w:t xml:space="preserve">SAY:  A warm migration copies the disks while the guest carries on serving users, and the only downtime is the cutover at the very end. Minutes, not hours.</w:t>
-      </w:r>
-    </w:p>
-    <w:p>
-      <w:pPr>
-        <w:spacing w:after="120"/>
-      </w:pPr>
-      <w:r>
-        <w:rPr>
-          <w:i w:val="false"/>
-          <w:iCs w:val="false"/>
-        </w:rPr>
-        <w:t xml:space="preserve">DO: Cursor on the greyed-out "no cutover step" box in the cold row.</w:t>
-      </w:r>
-    </w:p>
-    <w:p>
-      <w:pPr>
-        <w:spacing w:after="120"/>
-      </w:pPr>
-      <w:r>
-        <w:rPr>
-          <w:i w:val="false"/>
-          <w:iCs w:val="false"/>
-        </w:rPr>
-        <w:t xml:space="preserve">SAY:  And notice this. Cold has no cutover step at all. That is why these are drawn as two different routes rather than one pipeline with a checkbox — because drawn as one pipeline, a cold migration promises you a cutover stage it is never going to have. Small thing. It is exactly the sort of small thing that loses people's trust in a tool.</w:t>
-      </w:r>
-    </w:p>
-    <w:p>
-      <w:pPr>
-        <w:spacing w:after="120"/>
-      </w:pPr>
-      <w:r>
-        <w:rPr>
-          <w:i w:val="false"/>
-          <w:iCs w:val="false"/>
-        </w:rPr>
-        <w:t xml:space="preserve">DO: Cursor along the four coloured chips at the bottom.</w:t>
-      </w:r>
-    </w:p>
-    <w:p>
-      <w:pPr>
-        <w:spacing w:after="120"/>
-      </w:pPr>
-      <w:r>
-        <w:rPr>
-          <w:i w:val="false"/>
-          <w:iCs w:val="false"/>
-        </w:rPr>
-        <w:t xml:space="preserve">SAY:  Four guarantees underneath, and they hold at every stage. Discovery writes nothing to vCenter. The AI advises — warm or cold, with a reason — and rules overrule it before you ever see the answer. The CAB approves, and that gate is re-read from the cluster at the moment you press migrate, not trusted from the browser. And the whole thing stays reversible until the source VMs are deleted — which is a separate change request, days later, that a human raises.  [beat]</w:t>
-      </w:r>
-    </w:p>
-    <w:p>
-      <w:pPr>
-        <w:spacing w:after="120"/>
-      </w:pPr>
-      <w:r>
-        <w:rPr>
-          <w:i w:val="false"/>
-          <w:iCs w:val="false"/>
-        </w:rPr>
-        <w:t xml:space="preserve">DO: Cursor on the green line at the very bottom.</w:t>
-      </w:r>
-    </w:p>
-    <w:p>
-      <w:pPr>
-        <w:spacing w:after="120"/>
-      </w:pPr>
-      <w:r>
-        <w:rPr>
-          <w:i w:val="false"/>
-          <w:iCs w:val="false"/>
-        </w:rPr>
-        <w:t xml:space="preserve">SAY:  Which brings us to the sentence at the bottom. Nothing moves until a plan is created, validated, and a change request approved — and this platform never deletes your source VM. Not at any stage. Not on rollback. Not on success.  Let me show you it running.</w:t>
+        <w:t xml:space="preserve">Pace this one. It is the densest slide in the deck and the temptation is to explain everything on it. Do not — the workbook does that. Land the four moves below and move on.</w:t>
+      </w:r>
+    </w:p>
+    <w:p>
+      <w:pPr>
+        <w:spacing w:after="120"/>
+      </w:pPr>
+      <w:r>
+        <w:rPr>
+          <w:i w:val="false"/>
+          <w:iCs w:val="false"/>
+        </w:rPr>
+        <w:t xml:space="preserve">DO: Cursor rests on the slide title.</w:t>
+      </w:r>
+    </w:p>
+    <w:p>
+      <w:pPr>
+        <w:spacing w:after="120"/>
+      </w:pPr>
+      <w:r>
+        <w:rPr>
+          <w:i w:val="false"/>
+          <w:iCs w:val="false"/>
+        </w:rPr>
+        <w:t xml:space="preserve">SAY:  An assurance layer around that transfer engine. Three lanes — and why there are three is the point.</w:t>
+      </w:r>
+    </w:p>
+    <w:p>
+      <w:pPr>
+        <w:spacing w:after="120"/>
+      </w:pPr>
+      <w:r>
+        <w:rPr>
+          <w:i w:val="false"/>
+          <w:iCs w:val="false"/>
+        </w:rPr>
+        <w:t xml:space="preserve">DO: Run the cursor along the top BOTH row, left to right.</w:t>
+      </w:r>
+    </w:p>
+    <w:p>
+      <w:pPr>
+        <w:spacing w:after="120"/>
+      </w:pPr>
+      <w:r>
+        <w:rPr>
+          <w:i w:val="false"/>
+          <w:iCs w:val="false"/>
+        </w:rPr>
+        <w:t xml:space="preserve">SAY:  The top row is shared: discover, assess every machine, choose the wave, plan and approve.</w:t>
+      </w:r>
+    </w:p>
+    <w:p>
+      <w:pPr>
+        <w:spacing w:after="120"/>
+      </w:pPr>
+      <w:r>
+        <w:rPr>
+          <w:i w:val="false"/>
+          <w:iCs w:val="false"/>
+        </w:rPr>
+        <w:t xml:space="preserve">DO: Cursor on the COLD row, then the WARM row as you say each.</w:t>
+      </w:r>
+    </w:p>
+    <w:p>
+      <w:pPr>
+        <w:spacing w:after="120"/>
+      </w:pPr>
+      <w:r>
+        <w:rPr>
+          <w:i w:val="false"/>
+          <w:iCs w:val="false"/>
+        </w:rPr>
+        <w:t xml:space="preserve">SAY:  A cold migration powers the guest off first — the outage is the entire copy. Hours, for a large VM. [beat] A warm one copies while the guest keeps serving users, and the only downtime is the cutover at the end. Minutes.</w:t>
+      </w:r>
+    </w:p>
+    <w:p>
+      <w:pPr>
+        <w:spacing w:after="120"/>
+      </w:pPr>
+      <w:r>
+        <w:rPr>
+          <w:i w:val="false"/>
+          <w:iCs w:val="false"/>
+        </w:rPr>
+        <w:t xml:space="preserve">DO: Cursor on the greyed-out "no cutover step" box.</w:t>
+      </w:r>
+    </w:p>
+    <w:p>
+      <w:pPr>
+        <w:spacing w:after="120"/>
+      </w:pPr>
+      <w:r>
+        <w:rPr>
+          <w:i w:val="false"/>
+          <w:iCs w:val="false"/>
+        </w:rPr>
+        <w:t xml:space="preserve">SAY:  And cold has no cutover step at all — which is why these are two routes, not one pipeline with a checkbox.</w:t>
+      </w:r>
+    </w:p>
+    <w:p>
+      <w:pPr>
+        <w:spacing w:after="120"/>
+      </w:pPr>
+      <w:r>
+        <w:rPr>
+          <w:i w:val="false"/>
+          <w:iCs w:val="false"/>
+        </w:rPr>
+        <w:t xml:space="preserve">DO: Sweep the cursor across the four coloured chips.</w:t>
+      </w:r>
+    </w:p>
+    <w:p>
+      <w:pPr>
+        <w:spacing w:after="120"/>
+      </w:pPr>
+      <w:r>
+        <w:rPr>
+          <w:i w:val="false"/>
+          <w:iCs w:val="false"/>
+        </w:rPr>
+        <w:t xml:space="preserve">SAY:  Four guarantees throughout: nothing is written to vCenter, rules overrule the AI, the change board approves, and it stays reversible until the source VMs are deleted.</w:t>
+      </w:r>
+    </w:p>
+    <w:p>
+      <w:pPr>
+        <w:spacing w:after="120"/>
+      </w:pPr>
+      <w:r>
+        <w:rPr>
+          <w:i w:val="false"/>
+          <w:iCs w:val="false"/>
+        </w:rPr>
+        <w:t xml:space="preserve">DO: Cursor on the green line at the bottom.</w:t>
+      </w:r>
+    </w:p>
+    <w:p>
+      <w:pPr>
+        <w:spacing w:after="120"/>
+      </w:pPr>
+      <w:r>
+        <w:rPr>
+          <w:i w:val="false"/>
+          <w:iCs w:val="false"/>
+        </w:rPr>
+        <w:t xml:space="preserve">SAY:  Nothing moves until a plan is validated and a change approved — and this platform never deletes your source VM. Let me show you.</w:t>
       </w:r>
     </w:p>
     <w:p>
@@ -1318,6 +1318,18 @@
           <w:iCs w:val="false"/>
         </w:rPr>
         <w:t xml:space="preserve">→ Stop recording. That is Part 2.</w:t>
+      </w:r>
+    </w:p>
+    <w:p>
+      <w:pPr>
+        <w:spacing w:after="120"/>
+      </w:pPr>
+      <w:r>
+        <w:rPr>
+          <w:i w:val="false"/>
+          <w:iCs w:val="false"/>
+        </w:rPr>
+        <w:t xml:space="preserve">Slides 1 and 2 together: 89 seconds. Everything cut from this part — the three Red Hat support tiers, how the gate is re-read from the cluster, why assessment comes before selection — is said properly in Part 3, over the live product, where it is a demonstration rather than a claim.</w:t>
       </w:r>
     </w:p>
     <w:p>

--- a/usecases/uc-10-vm-migration/demo-script.docx
+++ b/usecases/uc-10-vm-migration/demo-script.docx
@@ -296,7 +296,7 @@
                 <w:sz w:val="19"/>
                 <w:szCs w:val="19"/>
               </w:rPr>
-              <w:t xml:space="preserve">30s</w:t>
+              <w:t xml:space="preserve">6s</w:t>
             </w:r>
           </w:p>
         </w:tc>
@@ -410,7 +410,7 @@
                 <w:sz w:val="19"/>
                 <w:szCs w:val="19"/>
               </w:rPr>
-              <w:t xml:space="preserve">59s</w:t>
+              <w:t xml:space="preserve">83s</w:t>
             </w:r>
           </w:p>
         </w:tc>
@@ -654,7 +654,7 @@
           <w:i w:val="false"/>
           <w:iCs w:val="false"/>
         </w:rPr>
-        <w:t xml:space="preserve">Slides 1 + 2 together: 89 seconds. Total spoken ≈ 8m 50s; finished video 10–11 minutes once pauses and transitions are added.</w:t>
+        <w:t xml:space="preserve">Slides 1 + 2 together: 90 seconds. Total spoken ≈ 8m 50s; finished video 10–11 minutes once pauses and transitions are added.</w:t>
       </w:r>
     </w:p>
     <w:p>
@@ -1056,31 +1056,31 @@
         <w:spacing w:after="120" w:before="220"/>
       </w:pPr>
       <w:r>
-        <w:t xml:space="preserve">PART 1 — Opening  ·  Slide 1  ·  30s</w:t>
-      </w:r>
-    </w:p>
-    <w:p>
-      <w:pPr>
-        <w:spacing w:after="120"/>
-      </w:pPr>
-      <w:r>
-        <w:rPr>
-          <w:i w:val="false"/>
-          <w:iCs w:val="false"/>
-        </w:rPr>
-        <w:t xml:space="preserve">ON SCREEN: The title slide, full screen. DO: Two seconds of silence before your first word — it gives you a clean edit point in Clipchamp.</w:t>
-      </w:r>
-    </w:p>
-    <w:p>
-      <w:pPr>
-        <w:spacing w:after="120"/>
-      </w:pPr>
-      <w:r>
-        <w:rPr>
-          <w:i w:val="false"/>
-          <w:iCs w:val="false"/>
-        </w:rPr>
-        <w:t xml:space="preserve">SAY:  Welcome. [beat] This is the TCS Agentic AI-led VMware to OpenShift Migration Factory.  Copying disks is the easy part — Red Hat's Migration Toolkit does that. The hard part is knowing which can move, proving they landed, and who approved it.  [beat] Every other tool reads your source. This one runs inside the destination — so it answers what none of them can: will it run when it lands?</w:t>
+        <w:t xml:space="preserve">PART 1 — Opening  ·  Slide 1  ·  6s</w:t>
+      </w:r>
+    </w:p>
+    <w:p>
+      <w:pPr>
+        <w:spacing w:after="120"/>
+      </w:pPr>
+      <w:r>
+        <w:rPr>
+          <w:i w:val="false"/>
+          <w:iCs w:val="false"/>
+        </w:rPr>
+        <w:t xml:space="preserve">ON SCREEN: The title slide, full screen. DO: Two seconds of silence before the first word, two after the last. That gives Clipchamp clean handles at both ends of a very short clip.</w:t>
+      </w:r>
+    </w:p>
+    <w:p>
+      <w:pPr>
+        <w:spacing w:after="120"/>
+      </w:pPr>
+      <w:r>
+        <w:rPr>
+          <w:i w:val="false"/>
+          <w:iCs w:val="false"/>
+        </w:rPr>
+        <w:t xml:space="preserve">SAY:  Welcome. [beat] Use Case 10 — TCS AI-led Migration Factory: VMware to OpenShift Virtualization.</w:t>
       </w:r>
     </w:p>
     <w:p>
@@ -1104,19 +1104,7 @@
           <w:i w:val="false"/>
           <w:iCs w:val="false"/>
         </w:rPr>
-        <w:t xml:space="preserve">Four sentences, and every one earns its place: who this is, what is already solved, what is not, and the single line that separates this from every other assessment tool. Say the product name out loud — a viewer should never have to read it off the slide themselves.</w:t>
-      </w:r>
-    </w:p>
-    <w:p>
-      <w:pPr>
-        <w:spacing w:after="120"/>
-      </w:pPr>
-      <w:r>
-        <w:rPr>
-          <w:i w:val="false"/>
-          <w:iCs w:val="false"/>
-        </w:rPr>
-        <w:t xml:space="preserve">If this clip is intercut into a session where someone has already welcomed the room, drop the "Welcome" and open on the product name.</w:t>
+        <w:t xml:space="preserve">Thirteen words. Six seconds is roughly what a viewer can read off a title card, so the slide carries the name and nothing else, and the narration does not compete with it. Everything that used to be here — what is already solved, what is not, and the line about running inside the destination — now opens Part 2, where the slide behind it can support the point.</w:t>
       </w:r>
     </w:p>
     <w:p>
@@ -1137,7 +1125,7 @@
         <w:spacing w:after="120" w:before="220"/>
       </w:pPr>
       <w:r>
-        <w:t xml:space="preserve">PART 2 — The workflow  ·  Slide 2  ·  59s</w:t>
+        <w:t xml:space="preserve">PART 2 — The workflow  ·  Slide 2  ·  83s</w:t>
       </w:r>
     </w:p>
     <w:p>
@@ -1185,7 +1173,7 @@
           <w:i w:val="false"/>
           <w:iCs w:val="false"/>
         </w:rPr>
-        <w:t xml:space="preserve">SAY:  An assurance layer around that transfer engine. Three lanes — and why there are three is the point.</w:t>
+        <w:t xml:space="preserve">SAY:  Copying disks is the easy part — Red Hat's Migration Toolkit does that. The hard part is knowing which can move, proving they landed, and who approved it. [beat] This is the assurance layer around it.  Every other tool reads your source. This one runs inside the destination — so it answers what none can: will it run when it lands?  [beat] Here it is, end to end. Three lanes — and why there are three is the point.</w:t>
       </w:r>
     </w:p>
     <w:p>
@@ -1257,7 +1245,7 @@
           <w:i w:val="false"/>
           <w:iCs w:val="false"/>
         </w:rPr>
-        <w:t xml:space="preserve">SAY:  And cold has no cutover step at all — which is why these are two routes, not one pipeline with a checkbox.</w:t>
+        <w:t xml:space="preserve">SAY:  And cold has no cutover step at all — which is why these are two routes, not one pipeline.</w:t>
       </w:r>
     </w:p>
     <w:p>
@@ -1281,7 +1269,7 @@
           <w:i w:val="false"/>
           <w:iCs w:val="false"/>
         </w:rPr>
-        <w:t xml:space="preserve">SAY:  Four guarantees throughout: nothing is written to vCenter, rules overrule the AI, the change board approves, and it stays reversible until the source VMs are deleted.</w:t>
+        <w:t xml:space="preserve">SAY:  Four guarantees: nothing is written to vCenter, rules overrule the AI, the change board approves, and it stays reversible until the source VMs are deleted.</w:t>
       </w:r>
     </w:p>
     <w:p>
